--- a/Doc/Design Figma.docx
+++ b/Doc/Design Figma.docx
@@ -85,93 +85,6 @@
       <w:pPr>
         <w:rPr/>
       </w:pPr>
-      <w:r>
-        <w:rPr>
-          <w:rtl w:val="0"/>
-        </w:rPr>
-      </w:r>
-    </w:p>
-    <w:p>
-      <w:pPr>
-        <w:rPr/>
-      </w:pPr>
-      <w:r>
-        <w:rPr>
-          <w:rFonts w:ascii="Roboto" w:cs="Roboto" w:eastAsia="Roboto" w:hAnsi="Roboto"/>
-          <w:color w:val="444746"/>
-          <w:sz w:val="18"/>
-          <w:szCs w:val="18"/>
-          <w:rtl w:val="0"/>
-        </w:rPr>
-        <w:t xml:space="preserve">louanehereani@gmail.com</w:t>
-      </w:r>
-      <w:r>
-        <w:rPr>
-          <w:rtl w:val="0"/>
-        </w:rPr>
-      </w:r>
-    </w:p>
-    <w:p>
-      <w:pPr>
-        <w:rPr/>
-      </w:pPr>
-      <w:r>
-        <w:rPr>
-          <w:rtl w:val="0"/>
-        </w:rPr>
-      </w:r>
-    </w:p>
-    <w:p>
-      <w:pPr>
-        <w:rPr/>
-      </w:pPr>
-      <w:r>
-        <w:rPr>
-          <w:rtl w:val="0"/>
-        </w:rPr>
-        <w:t xml:space="preserve">https://drive.google.com/drive/folders/1BFNEabc520xHhlv6Spy0OrxZEyz5mVnb?usp=sharing</w:t>
-      </w:r>
-    </w:p>
-    <w:p>
-      <w:pPr>
-        <w:rPr/>
-      </w:pPr>
-      <w:r>
-        <w:rPr>
-          <w:rtl w:val="0"/>
-        </w:rPr>
-      </w:r>
-    </w:p>
-    <w:p>
-      <w:pPr>
-        <w:rPr/>
-      </w:pPr>
-      <w:r>
-        <w:rPr>
-          <w:rtl w:val="0"/>
-        </w:rPr>
-      </w:r>
-    </w:p>
-    <w:p>
-      <w:pPr>
-        <w:rPr/>
-      </w:pPr>
-      <w:r>
-        <w:rPr>
-          <w:rtl w:val="0"/>
-        </w:rPr>
-      </w:r>
-    </w:p>
-    <w:p>
-      <w:pPr>
-        <w:rPr/>
-      </w:pPr>
-      <w:r>
-        <w:rPr>
-          <w:rtl w:val="0"/>
-        </w:rPr>
-        <w:t xml:space="preserve">Modifie la page dashboard pour la rendre dynamique, c’est à dire que les 3 case du haut soit un peu plus large, que le graphique soit plus petit, que les mois soit bien aligné par rapport au graphique et espacé également, à gauche du graphique on veut une graduation de nombre, le graphique en lui même doit être connecté à la base de donnée sur la table entretien afin de compter le nombre d’intervention par mois en regardant la colonne Date_Intervention et en prenant le mois ( le chiffre au milieu XXXX-XX-XX )  de chaque intervention et en faisant un total par mois pour le graphique et enfin essaye de trouver des meilleurs icônes de “danger” pour les interventions urgentes c’est à dire les entretiens qui sont encore à faire donc connecté aussi cette partie à la bd pour que les entretiens avec le Statut “En cours” soit affichées</w:t>
-      </w:r>
       <w:r>
         <w:rPr>
           <w:rtl w:val="0"/>
